--- a/M3P_System_progresji_v0.1.docx
+++ b/M3P_System_progresji_v0.1.docx
@@ -3201,12 +3201,6 @@
               <w:spacing w:before="0" w:after="0" w:line="240" w:lineRule="auto"/>
             </w:pPr>
             <w:r>
-              <w:rPr>
-                <w:rFonts w:ascii="Calibri" w:hAnsi="Calibri" w:eastAsia="Calibri"/>
-                <w:b/>
-                <w:color w:val="203748"/>
-                <w:sz w:val="20"/>
-              </w:rPr>
               <w:t>Rodzina karty</w:t>
             </w:r>
           </w:p>
@@ -3228,12 +3222,6 @@
               <w:spacing w:before="0" w:after="0" w:line="240" w:lineRule="auto"/>
             </w:pPr>
             <w:r>
-              <w:rPr>
-                <w:rFonts w:ascii="Calibri" w:hAnsi="Calibri" w:eastAsia="Calibri"/>
-                <w:b/>
-                <w:color w:val="203748"/>
-                <w:sz w:val="20"/>
-              </w:rPr>
               <w:t>Efekt bazowy</w:t>
             </w:r>
           </w:p>
@@ -3255,12 +3243,6 @@
               <w:spacing w:before="0" w:after="0" w:line="240" w:lineRule="auto"/>
             </w:pPr>
             <w:r>
-              <w:rPr>
-                <w:rFonts w:ascii="Calibri" w:hAnsi="Calibri" w:eastAsia="Calibri"/>
-                <w:b/>
-                <w:color w:val="203748"/>
-                <w:sz w:val="20"/>
-              </w:rPr>
               <w:t>Możliwy rozwój</w:t>
             </w:r>
           </w:p>
@@ -3283,11 +3265,6 @@
               <w:spacing w:before="0" w:after="40" w:line="259" w:lineRule="auto"/>
             </w:pPr>
             <w:r>
-              <w:rPr>
-                <w:rFonts w:ascii="Calibri" w:hAnsi="Calibri" w:eastAsia="Calibri"/>
-                <w:color w:val="24313C"/>
-                <w:sz w:val="19"/>
-              </w:rPr>
               <w:t>Swap</w:t>
             </w:r>
           </w:p>
@@ -3308,12 +3285,7 @@
               <w:spacing w:before="0" w:after="40" w:line="259" w:lineRule="auto"/>
             </w:pPr>
             <w:r>
-              <w:rPr>
-                <w:rFonts w:ascii="Calibri" w:hAnsi="Calibri" w:eastAsia="Calibri"/>
-                <w:color w:val="24313C"/>
-                <w:sz w:val="19"/>
-              </w:rPr>
-              <w:t>Zamiana dwóch tile’i poziomo lub pionowo.</w:t>
+              <w:t>Zamiana dwóch tile’i według geometrii określonej przez kartę.</w:t>
             </w:r>
           </w:p>
         </w:tc>
@@ -3333,12 +3305,7 @@
               <w:spacing w:before="0" w:after="40" w:line="259" w:lineRule="auto"/>
             </w:pPr>
             <w:r>
-              <w:rPr>
-                <w:rFonts w:ascii="Calibri" w:hAnsi="Calibri" w:eastAsia="Calibri"/>
-                <w:color w:val="24313C"/>
-                <w:sz w:val="19"/>
-              </w:rPr>
-              <w:t>Większy zasięg, skos, dodatkowy warunek</w:t>
+              <w:t>Poziom, pion, dowolny kierunek, skos lub większy dystans</w:t>
             </w:r>
           </w:p>
         </w:tc>
@@ -3360,11 +3327,6 @@
               <w:spacing w:before="0" w:after="40" w:line="259" w:lineRule="auto"/>
             </w:pPr>
             <w:r>
-              <w:rPr>
-                <w:rFonts w:ascii="Calibri" w:hAnsi="Calibri" w:eastAsia="Calibri"/>
-                <w:color w:val="24313C"/>
-                <w:sz w:val="19"/>
-              </w:rPr>
               <w:t>Change Color</w:t>
             </w:r>
           </w:p>
@@ -3385,12 +3347,7 @@
               <w:spacing w:before="0" w:after="40" w:line="259" w:lineRule="auto"/>
             </w:pPr>
             <w:r>
-              <w:rPr>
-                <w:rFonts w:ascii="Calibri" w:hAnsi="Calibri" w:eastAsia="Calibri"/>
-                <w:color w:val="24313C"/>
-                <w:sz w:val="19"/>
-              </w:rPr>
-              <w:t>Zmiana wybranego tile’a na określony kolor.</w:t>
+              <w:t>Zmiana wybranego tile’a na konkretny kolor.</w:t>
             </w:r>
           </w:p>
         </w:tc>
@@ -3410,12 +3367,7 @@
               <w:spacing w:before="0" w:after="40" w:line="259" w:lineRule="auto"/>
             </w:pPr>
             <w:r>
-              <w:rPr>
-                <w:rFonts w:ascii="Calibri" w:hAnsi="Calibri" w:eastAsia="Calibri"/>
-                <w:color w:val="24313C"/>
-                <w:sz w:val="19"/>
-              </w:rPr>
-              <w:t>Wpływ na sąsiada, zachowanie craftowanego efektu</w:t>
+              <w:t>Wybór dowolnego koloru albo zachowanie craftowanego efektu</w:t>
             </w:r>
           </w:p>
         </w:tc>
@@ -3437,11 +3389,6 @@
               <w:spacing w:before="0" w:after="40" w:line="259" w:lineRule="auto"/>
             </w:pPr>
             <w:r>
-              <w:rPr>
-                <w:rFonts w:ascii="Calibri" w:hAnsi="Calibri" w:eastAsia="Calibri"/>
-                <w:color w:val="24313C"/>
-                <w:sz w:val="19"/>
-              </w:rPr>
               <w:t>Destroy</w:t>
             </w:r>
           </w:p>
@@ -3462,12 +3409,7 @@
               <w:spacing w:before="0" w:after="40" w:line="259" w:lineRule="auto"/>
             </w:pPr>
             <w:r>
-              <w:rPr>
-                <w:rFonts w:ascii="Calibri" w:hAnsi="Calibri" w:eastAsia="Calibri"/>
-                <w:color w:val="24313C"/>
-                <w:sz w:val="19"/>
-              </w:rPr>
-              <w:t>Zniszczenie wybranego tile’a bez standardowego swapa.</w:t>
+              <w:t>Usunięcie jednego tile’a lub precyzyjnie wskazanej pary.</w:t>
             </w:r>
           </w:p>
         </w:tc>
@@ -3487,12 +3429,7 @@
               <w:spacing w:before="0" w:after="40" w:line="259" w:lineRule="auto"/>
             </w:pPr>
             <w:r>
-              <w:rPr>
-                <w:rFonts w:ascii="Calibri" w:hAnsi="Calibri" w:eastAsia="Calibri"/>
-                <w:color w:val="24313C"/>
-                <w:sz w:val="19"/>
-              </w:rPr>
-              <w:t>Dodatkowy sąsiad, recykling tile’a</w:t>
+              <w:t>Recykling tile’a, niszczenie blokad i efektów negatywnych</w:t>
             </w:r>
           </w:p>
         </w:tc>
@@ -3514,12 +3451,7 @@
               <w:spacing w:before="0" w:after="40" w:line="259" w:lineRule="auto"/>
             </w:pPr>
             <w:r>
-              <w:rPr>
-                <w:rFonts w:ascii="Calibri" w:hAnsi="Calibri" w:eastAsia="Calibri"/>
-                <w:color w:val="24313C"/>
-                <w:sz w:val="19"/>
-              </w:rPr>
-              <w:t>Move Row</w:t>
+              <w:t>Specjalne</w:t>
             </w:r>
           </w:p>
         </w:tc>
@@ -3539,12 +3471,7 @@
               <w:spacing w:before="0" w:after="40" w:line="259" w:lineRule="auto"/>
             </w:pPr>
             <w:r>
-              <w:rPr>
-                <w:rFonts w:ascii="Calibri" w:hAnsi="Calibri" w:eastAsia="Calibri"/>
-                <w:color w:val="24313C"/>
-                <w:sz w:val="19"/>
-              </w:rPr>
-              <w:t>Przesunięcie całego rzędu o określoną liczbę pól.</w:t>
+              <w:t>Rzadsza manipulacja geometrią albo stanem planszy.</w:t>
             </w:r>
           </w:p>
         </w:tc>
@@ -3564,89 +3491,7 @@
               <w:spacing w:before="0" w:after="40" w:line="259" w:lineRule="auto"/>
             </w:pPr>
             <w:r>
-              <w:rPr>
-                <w:rFonts w:ascii="Calibri" w:hAnsi="Calibri" w:eastAsia="Calibri"/>
-                <w:color w:val="24313C"/>
-                <w:sz w:val="19"/>
-              </w:rPr>
-              <w:t>Dodatkowe pole, kotwica, odwrócenie kierunku</w:t>
-            </w:r>
-          </w:p>
-        </w:tc>
-      </w:tr>
-      <w:tr>
-        <w:tc>
-          <w:tcPr>
-            <w:tcW w:type="dxa" w:w="1800"/>
-            <w:tcMar>
-              <w:top w:w="80" w:type="dxa"/>
-              <w:bottom w:w="80" w:type="dxa"/>
-              <w:start w:w="120" w:type="dxa"/>
-              <w:end w:w="120" w:type="dxa"/>
-            </w:tcMar>
-            <w:vAlign w:val="center"/>
-          </w:tcPr>
-          <w:p>
-            <w:pPr>
-              <w:spacing w:before="0" w:after="40" w:line="259" w:lineRule="auto"/>
-            </w:pPr>
-            <w:r>
-              <w:rPr>
-                <w:rFonts w:ascii="Calibri" w:hAnsi="Calibri" w:eastAsia="Calibri"/>
-                <w:color w:val="24313C"/>
-                <w:sz w:val="19"/>
-              </w:rPr>
-              <w:t>Move Column</w:t>
-            </w:r>
-          </w:p>
-        </w:tc>
-        <w:tc>
-          <w:tcPr>
-            <w:tcW w:type="dxa" w:w="3760"/>
-            <w:tcMar>
-              <w:top w:w="80" w:type="dxa"/>
-              <w:bottom w:w="80" w:type="dxa"/>
-              <w:start w:w="120" w:type="dxa"/>
-              <w:end w:w="120" w:type="dxa"/>
-            </w:tcMar>
-            <w:vAlign w:val="center"/>
-          </w:tcPr>
-          <w:p>
-            <w:pPr>
-              <w:spacing w:before="0" w:after="40" w:line="259" w:lineRule="auto"/>
-            </w:pPr>
-            <w:r>
-              <w:rPr>
-                <w:rFonts w:ascii="Calibri" w:hAnsi="Calibri" w:eastAsia="Calibri"/>
-                <w:color w:val="24313C"/>
-                <w:sz w:val="19"/>
-              </w:rPr>
-              <w:t>Analogiczny ruch całej kolumny — jeśli zostanie dodany.</w:t>
-            </w:r>
-          </w:p>
-        </w:tc>
-        <w:tc>
-          <w:tcPr>
-            <w:tcW w:type="dxa" w:w="3800"/>
-            <w:tcMar>
-              <w:top w:w="80" w:type="dxa"/>
-              <w:bottom w:w="80" w:type="dxa"/>
-              <w:start w:w="120" w:type="dxa"/>
-              <w:end w:w="120" w:type="dxa"/>
-            </w:tcMar>
-            <w:vAlign w:val="center"/>
-          </w:tcPr>
-          <w:p>
-            <w:pPr>
-              <w:spacing w:before="0" w:after="40" w:line="259" w:lineRule="auto"/>
-            </w:pPr>
-            <w:r>
-              <w:rPr>
-                <w:rFonts w:ascii="Calibri" w:hAnsi="Calibri" w:eastAsia="Calibri"/>
-                <w:color w:val="24313C"/>
-                <w:sz w:val="19"/>
-              </w:rPr>
-              <w:t>Jak przy Move Row</w:t>
+              <w:t>Obrót 2×2, zmiana grawitacji, rewind lub ryzyko za silniejszy efekt</w:t>
             </w:r>
           </w:p>
         </w:tc>
@@ -3664,7 +3509,1465 @@
         <w:pageBreakBefore w:val="0"/>
       </w:pPr>
       <w:r>
-        <w:t>6.1. Model run na karcie</w:t>
+        <w:t>6.1. Katalog kart</w:t>
+      </w:r>
+    </w:p>
+    <w:p>
+      <w:r>
+        <w:t>REKOMENDACJA: karty powinny przede wszystkim manipulować planszą. Efekty bojowe, leczenie i nagrody pozostają domeną run, tile’i oraz skilli. Przesuwanie całych rzędów i kolumn zostało usunięte z zakresu.</w:t>
+      </w:r>
+    </w:p>
+    <w:tbl>
+      <w:tblPr>
+        <w:tblW w:type="dxa" w:w="9360"/>
+        <w:jc w:val="left"/>
+        <w:tblLayout w:type="fixed"/>
+        <w:tblLook w:firstColumn="1" w:firstRow="1" w:lastColumn="0" w:lastRow="0" w:noHBand="0" w:noVBand="1" w:val="04A0"/>
+        <w:tblInd w:w="120" w:type="dxa"/>
+        <w:tblBorders>
+          <w:top w:val="single" w:sz="6" w:space="0" w:color="C7D0D9"/>
+          <w:left w:val="single" w:sz="6" w:space="0" w:color="C7D0D9"/>
+          <w:bottom w:val="single" w:sz="6" w:space="0" w:color="C7D0D9"/>
+          <w:right w:val="single" w:sz="6" w:space="0" w:color="C7D0D9"/>
+          <w:insideH w:val="single" w:sz="6" w:space="0" w:color="C7D0D9"/>
+          <w:insideV w:val="single" w:sz="6" w:space="0" w:color="C7D0D9"/>
+        </w:tblBorders>
+      </w:tblPr>
+      <w:tblGrid>
+        <w:gridCol w:w="2200"/>
+        <w:gridCol w:w="1800"/>
+        <w:gridCol w:w="5360"/>
+      </w:tblGrid>
+      <w:tr>
+        <w:trPr>
+          <w:tblHeader w:val="true"/>
+        </w:trPr>
+        <w:tc>
+          <w:tcPr>
+            <w:tcW w:type="dxa" w:w="2200"/>
+            <w:tcMar>
+              <w:top w:w="80" w:type="dxa"/>
+              <w:bottom w:w="80" w:type="dxa"/>
+              <w:start w:w="120" w:type="dxa"/>
+              <w:end w:w="120" w:type="dxa"/>
+            </w:tcMar>
+            <w:vAlign w:val="center"/>
+            <w:shd w:fill="E8EEF5" w:val="clear"/>
+          </w:tcPr>
+          <w:p>
+            <w:pPr>
+              <w:spacing w:before="0" w:after="0" w:line="240" w:lineRule="auto"/>
+            </w:pPr>
+            <w:r>
+              <w:t>Rodzina</w:t>
+            </w:r>
+          </w:p>
+        </w:tc>
+        <w:tc>
+          <w:tcPr>
+            <w:tcW w:type="dxa" w:w="1800"/>
+            <w:tcMar>
+              <w:top w:w="80" w:type="dxa"/>
+              <w:bottom w:w="80" w:type="dxa"/>
+              <w:start w:w="120" w:type="dxa"/>
+              <w:end w:w="120" w:type="dxa"/>
+            </w:tcMar>
+            <w:vAlign w:val="center"/>
+            <w:shd w:fill="E8EEF5" w:val="clear"/>
+          </w:tcPr>
+          <w:p>
+            <w:pPr>
+              <w:spacing w:before="0" w:after="0" w:line="240" w:lineRule="auto"/>
+            </w:pPr>
+            <w:r>
+              <w:t>Karta</w:t>
+            </w:r>
+          </w:p>
+        </w:tc>
+        <w:tc>
+          <w:tcPr>
+            <w:tcW w:type="dxa" w:w="5360"/>
+            <w:tcMar>
+              <w:top w:w="80" w:type="dxa"/>
+              <w:bottom w:w="80" w:type="dxa"/>
+              <w:start w:w="120" w:type="dxa"/>
+              <w:end w:w="120" w:type="dxa"/>
+            </w:tcMar>
+            <w:vAlign w:val="center"/>
+            <w:shd w:fill="E8EEF5" w:val="clear"/>
+          </w:tcPr>
+          <w:p>
+            <w:pPr>
+              <w:spacing w:before="0" w:after="0" w:line="240" w:lineRule="auto"/>
+            </w:pPr>
+            <w:r>
+              <w:t>Efekt roboczy</w:t>
+            </w:r>
+          </w:p>
+        </w:tc>
+      </w:tr>
+      <w:tr>
+        <w:tc>
+          <w:tcPr>
+            <w:tcW w:type="dxa" w:w="2200"/>
+            <w:tcMar>
+              <w:top w:w="80" w:type="dxa"/>
+              <w:bottom w:w="80" w:type="dxa"/>
+              <w:start w:w="120" w:type="dxa"/>
+              <w:end w:w="120" w:type="dxa"/>
+            </w:tcMar>
+            <w:vAlign w:val="center"/>
+          </w:tcPr>
+          <w:p>
+            <w:pPr>
+              <w:spacing w:before="0" w:after="40" w:line="259" w:lineRule="auto"/>
+            </w:pPr>
+            <w:r>
+              <w:t>Swap</w:t>
+            </w:r>
+          </w:p>
+        </w:tc>
+        <w:tc>
+          <w:tcPr>
+            <w:tcW w:type="dxa" w:w="1800"/>
+            <w:tcMar>
+              <w:top w:w="80" w:type="dxa"/>
+              <w:bottom w:w="80" w:type="dxa"/>
+              <w:start w:w="120" w:type="dxa"/>
+              <w:end w:w="120" w:type="dxa"/>
+            </w:tcMar>
+            <w:vAlign w:val="center"/>
+          </w:tcPr>
+          <w:p>
+            <w:pPr>
+              <w:spacing w:before="0" w:after="40" w:line="259" w:lineRule="auto"/>
+            </w:pPr>
+            <w:r>
+              <w:t>Horizontal Swap</w:t>
+            </w:r>
+          </w:p>
+        </w:tc>
+        <w:tc>
+          <w:tcPr>
+            <w:tcW w:type="dxa" w:w="5360"/>
+            <w:tcMar>
+              <w:top w:w="80" w:type="dxa"/>
+              <w:bottom w:w="80" w:type="dxa"/>
+              <w:start w:w="120" w:type="dxa"/>
+              <w:end w:w="120" w:type="dxa"/>
+            </w:tcMar>
+            <w:vAlign w:val="center"/>
+          </w:tcPr>
+          <w:p>
+            <w:pPr>
+              <w:spacing w:before="0" w:after="40" w:line="259" w:lineRule="auto"/>
+            </w:pPr>
+            <w:r>
+              <w:t>Zamień dwa sąsiednie tile’e w poziomie.</w:t>
+            </w:r>
+          </w:p>
+        </w:tc>
+      </w:tr>
+      <w:tr>
+        <w:tc>
+          <w:tcPr>
+            <w:tcW w:type="dxa" w:w="2200"/>
+            <w:tcMar>
+              <w:top w:w="80" w:type="dxa"/>
+              <w:bottom w:w="80" w:type="dxa"/>
+              <w:start w:w="120" w:type="dxa"/>
+              <w:end w:w="120" w:type="dxa"/>
+            </w:tcMar>
+            <w:vAlign w:val="center"/>
+          </w:tcPr>
+          <w:p>
+            <w:pPr>
+              <w:spacing w:before="0" w:after="40" w:line="259" w:lineRule="auto"/>
+            </w:pPr>
+            <w:r>
+              <w:t>Swap</w:t>
+            </w:r>
+          </w:p>
+        </w:tc>
+        <w:tc>
+          <w:tcPr>
+            <w:tcW w:type="dxa" w:w="1800"/>
+            <w:tcMar>
+              <w:top w:w="80" w:type="dxa"/>
+              <w:bottom w:w="80" w:type="dxa"/>
+              <w:start w:w="120" w:type="dxa"/>
+              <w:end w:w="120" w:type="dxa"/>
+            </w:tcMar>
+            <w:vAlign w:val="center"/>
+          </w:tcPr>
+          <w:p>
+            <w:pPr>
+              <w:spacing w:before="0" w:after="40" w:line="259" w:lineRule="auto"/>
+            </w:pPr>
+            <w:r>
+              <w:t>Vertical Swap</w:t>
+            </w:r>
+          </w:p>
+        </w:tc>
+        <w:tc>
+          <w:tcPr>
+            <w:tcW w:type="dxa" w:w="5360"/>
+            <w:tcMar>
+              <w:top w:w="80" w:type="dxa"/>
+              <w:bottom w:w="80" w:type="dxa"/>
+              <w:start w:w="120" w:type="dxa"/>
+              <w:end w:w="120" w:type="dxa"/>
+            </w:tcMar>
+            <w:vAlign w:val="center"/>
+          </w:tcPr>
+          <w:p>
+            <w:pPr>
+              <w:spacing w:before="0" w:after="40" w:line="259" w:lineRule="auto"/>
+            </w:pPr>
+            <w:r>
+              <w:t>Zamień dwa sąsiednie tile’e w pionie.</w:t>
+            </w:r>
+          </w:p>
+        </w:tc>
+      </w:tr>
+      <w:tr>
+        <w:tc>
+          <w:tcPr>
+            <w:tcW w:type="dxa" w:w="2200"/>
+            <w:tcMar>
+              <w:top w:w="80" w:type="dxa"/>
+              <w:bottom w:w="80" w:type="dxa"/>
+              <w:start w:w="120" w:type="dxa"/>
+              <w:end w:w="120" w:type="dxa"/>
+            </w:tcMar>
+            <w:vAlign w:val="center"/>
+          </w:tcPr>
+          <w:p>
+            <w:pPr>
+              <w:spacing w:before="0" w:after="40" w:line="259" w:lineRule="auto"/>
+            </w:pPr>
+            <w:r>
+              <w:t>Swap</w:t>
+            </w:r>
+          </w:p>
+        </w:tc>
+        <w:tc>
+          <w:tcPr>
+            <w:tcW w:type="dxa" w:w="1800"/>
+            <w:tcMar>
+              <w:top w:w="80" w:type="dxa"/>
+              <w:bottom w:w="80" w:type="dxa"/>
+              <w:start w:w="120" w:type="dxa"/>
+              <w:end w:w="120" w:type="dxa"/>
+            </w:tcMar>
+            <w:vAlign w:val="center"/>
+          </w:tcPr>
+          <w:p>
+            <w:pPr>
+              <w:spacing w:before="0" w:after="40" w:line="259" w:lineRule="auto"/>
+            </w:pPr>
+            <w:r>
+              <w:t>Free Swap</w:t>
+            </w:r>
+          </w:p>
+        </w:tc>
+        <w:tc>
+          <w:tcPr>
+            <w:tcW w:type="dxa" w:w="5360"/>
+            <w:tcMar>
+              <w:top w:w="80" w:type="dxa"/>
+              <w:bottom w:w="80" w:type="dxa"/>
+              <w:start w:w="120" w:type="dxa"/>
+              <w:end w:w="120" w:type="dxa"/>
+            </w:tcMar>
+            <w:vAlign w:val="center"/>
+          </w:tcPr>
+          <w:p>
+            <w:pPr>
+              <w:spacing w:before="0" w:after="40" w:line="259" w:lineRule="auto"/>
+            </w:pPr>
+            <w:r>
+              <w:t>Zamień dwa sąsiednie tile’e w dowolnym kierunku; wyższy koszt AP.</w:t>
+            </w:r>
+          </w:p>
+        </w:tc>
+      </w:tr>
+      <w:tr>
+        <w:tc>
+          <w:tcPr>
+            <w:tcW w:type="dxa" w:w="2200"/>
+            <w:tcMar>
+              <w:top w:w="80" w:type="dxa"/>
+              <w:bottom w:w="80" w:type="dxa"/>
+              <w:start w:w="120" w:type="dxa"/>
+              <w:end w:w="120" w:type="dxa"/>
+            </w:tcMar>
+            <w:vAlign w:val="center"/>
+          </w:tcPr>
+          <w:p>
+            <w:pPr>
+              <w:spacing w:before="0" w:after="40" w:line="259" w:lineRule="auto"/>
+            </w:pPr>
+            <w:r>
+              <w:t>Swap</w:t>
+            </w:r>
+          </w:p>
+        </w:tc>
+        <w:tc>
+          <w:tcPr>
+            <w:tcW w:type="dxa" w:w="1800"/>
+            <w:tcMar>
+              <w:top w:w="80" w:type="dxa"/>
+              <w:bottom w:w="80" w:type="dxa"/>
+              <w:start w:w="120" w:type="dxa"/>
+              <w:end w:w="120" w:type="dxa"/>
+            </w:tcMar>
+            <w:vAlign w:val="center"/>
+          </w:tcPr>
+          <w:p>
+            <w:pPr>
+              <w:spacing w:before="0" w:after="40" w:line="259" w:lineRule="auto"/>
+            </w:pPr>
+            <w:r>
+              <w:t>Diagonal Swap</w:t>
+            </w:r>
+          </w:p>
+        </w:tc>
+        <w:tc>
+          <w:tcPr>
+            <w:tcW w:type="dxa" w:w="5360"/>
+            <w:tcMar>
+              <w:top w:w="80" w:type="dxa"/>
+              <w:bottom w:w="80" w:type="dxa"/>
+              <w:start w:w="120" w:type="dxa"/>
+              <w:end w:w="120" w:type="dxa"/>
+            </w:tcMar>
+            <w:vAlign w:val="center"/>
+          </w:tcPr>
+          <w:p>
+            <w:pPr>
+              <w:spacing w:before="0" w:after="40" w:line="259" w:lineRule="auto"/>
+            </w:pPr>
+            <w:r>
+              <w:t>Zamień dwa tile’e stykające się rogami.</w:t>
+            </w:r>
+          </w:p>
+        </w:tc>
+      </w:tr>
+      <w:tr>
+        <w:tc>
+          <w:tcPr>
+            <w:tcW w:type="dxa" w:w="2200"/>
+            <w:tcMar>
+              <w:top w:w="80" w:type="dxa"/>
+              <w:bottom w:w="80" w:type="dxa"/>
+              <w:start w:w="120" w:type="dxa"/>
+              <w:end w:w="120" w:type="dxa"/>
+            </w:tcMar>
+            <w:vAlign w:val="center"/>
+          </w:tcPr>
+          <w:p>
+            <w:pPr>
+              <w:spacing w:before="0" w:after="40" w:line="259" w:lineRule="auto"/>
+            </w:pPr>
+            <w:r>
+              <w:t>Swap</w:t>
+            </w:r>
+          </w:p>
+        </w:tc>
+        <w:tc>
+          <w:tcPr>
+            <w:tcW w:type="dxa" w:w="1800"/>
+            <w:tcMar>
+              <w:top w:w="80" w:type="dxa"/>
+              <w:bottom w:w="80" w:type="dxa"/>
+              <w:start w:w="120" w:type="dxa"/>
+              <w:end w:w="120" w:type="dxa"/>
+            </w:tcMar>
+            <w:vAlign w:val="center"/>
+          </w:tcPr>
+          <w:p>
+            <w:pPr>
+              <w:spacing w:before="0" w:after="40" w:line="259" w:lineRule="auto"/>
+            </w:pPr>
+            <w:r>
+              <w:t>Distant Swap</w:t>
+            </w:r>
+          </w:p>
+        </w:tc>
+        <w:tc>
+          <w:tcPr>
+            <w:tcW w:type="dxa" w:w="5360"/>
+            <w:tcMar>
+              <w:top w:w="80" w:type="dxa"/>
+              <w:bottom w:w="80" w:type="dxa"/>
+              <w:start w:w="120" w:type="dxa"/>
+              <w:end w:w="120" w:type="dxa"/>
+            </w:tcMar>
+            <w:vAlign w:val="center"/>
+          </w:tcPr>
+          <w:p>
+            <w:pPr>
+              <w:spacing w:before="0" w:after="40" w:line="259" w:lineRule="auto"/>
+            </w:pPr>
+            <w:r>
+              <w:t>Zamień dwa tile’e oddalone o dwa pola.</w:t>
+            </w:r>
+          </w:p>
+        </w:tc>
+      </w:tr>
+      <w:tr>
+        <w:tc>
+          <w:tcPr>
+            <w:tcW w:type="dxa" w:w="2200"/>
+            <w:tcMar>
+              <w:top w:w="80" w:type="dxa"/>
+              <w:bottom w:w="80" w:type="dxa"/>
+              <w:start w:w="120" w:type="dxa"/>
+              <w:end w:w="120" w:type="dxa"/>
+            </w:tcMar>
+            <w:vAlign w:val="center"/>
+          </w:tcPr>
+          <w:p>
+            <w:pPr>
+              <w:spacing w:before="0" w:after="40" w:line="259" w:lineRule="auto"/>
+            </w:pPr>
+            <w:r>
+              <w:t>Change Color</w:t>
+            </w:r>
+          </w:p>
+        </w:tc>
+        <w:tc>
+          <w:tcPr>
+            <w:tcW w:type="dxa" w:w="1800"/>
+            <w:tcMar>
+              <w:top w:w="80" w:type="dxa"/>
+              <w:bottom w:w="80" w:type="dxa"/>
+              <w:start w:w="120" w:type="dxa"/>
+              <w:end w:w="120" w:type="dxa"/>
+            </w:tcMar>
+            <w:vAlign w:val="center"/>
+          </w:tcPr>
+          <w:p>
+            <w:pPr>
+              <w:spacing w:before="0" w:after="40" w:line="259" w:lineRule="auto"/>
+            </w:pPr>
+            <w:r>
+              <w:t>Change to Red / Green / Blue / Yellow / Black</w:t>
+            </w:r>
+          </w:p>
+        </w:tc>
+        <w:tc>
+          <w:tcPr>
+            <w:tcW w:type="dxa" w:w="5360"/>
+            <w:tcMar>
+              <w:top w:w="80" w:type="dxa"/>
+              <w:bottom w:w="80" w:type="dxa"/>
+              <w:start w:w="120" w:type="dxa"/>
+              <w:end w:w="120" w:type="dxa"/>
+            </w:tcMar>
+            <w:vAlign w:val="center"/>
+          </w:tcPr>
+          <w:p>
+            <w:pPr>
+              <w:spacing w:before="0" w:after="40" w:line="259" w:lineRule="auto"/>
+            </w:pPr>
+            <w:r>
+              <w:t>Zmień wybrany tile na wskazany kolor.</w:t>
+            </w:r>
+          </w:p>
+        </w:tc>
+      </w:tr>
+      <w:tr>
+        <w:tc>
+          <w:tcPr>
+            <w:tcW w:type="dxa" w:w="2200"/>
+            <w:tcMar>
+              <w:top w:w="80" w:type="dxa"/>
+              <w:bottom w:w="80" w:type="dxa"/>
+              <w:start w:w="120" w:type="dxa"/>
+              <w:end w:w="120" w:type="dxa"/>
+            </w:tcMar>
+            <w:vAlign w:val="center"/>
+          </w:tcPr>
+          <w:p>
+            <w:pPr>
+              <w:spacing w:before="0" w:after="40" w:line="259" w:lineRule="auto"/>
+            </w:pPr>
+            <w:r>
+              <w:t>Change Color</w:t>
+            </w:r>
+          </w:p>
+        </w:tc>
+        <w:tc>
+          <w:tcPr>
+            <w:tcW w:type="dxa" w:w="1800"/>
+            <w:tcMar>
+              <w:top w:w="80" w:type="dxa"/>
+              <w:bottom w:w="80" w:type="dxa"/>
+              <w:start w:w="120" w:type="dxa"/>
+              <w:end w:w="120" w:type="dxa"/>
+            </w:tcMar>
+            <w:vAlign w:val="center"/>
+          </w:tcPr>
+          <w:p>
+            <w:pPr>
+              <w:spacing w:before="0" w:after="40" w:line="259" w:lineRule="auto"/>
+            </w:pPr>
+            <w:r>
+              <w:t>Wild Transmutation</w:t>
+            </w:r>
+          </w:p>
+        </w:tc>
+        <w:tc>
+          <w:tcPr>
+            <w:tcW w:type="dxa" w:w="5360"/>
+            <w:tcMar>
+              <w:top w:w="80" w:type="dxa"/>
+              <w:bottom w:w="80" w:type="dxa"/>
+              <w:start w:w="120" w:type="dxa"/>
+              <w:end w:w="120" w:type="dxa"/>
+            </w:tcMar>
+            <w:vAlign w:val="center"/>
+          </w:tcPr>
+          <w:p>
+            <w:pPr>
+              <w:spacing w:before="0" w:after="40" w:line="259" w:lineRule="auto"/>
+            </w:pPr>
+            <w:r>
+              <w:t>Zmień wybrany tile na dowolny kolor; wysoki koszt AP.</w:t>
+            </w:r>
+          </w:p>
+        </w:tc>
+      </w:tr>
+      <w:tr>
+        <w:tc>
+          <w:tcPr>
+            <w:tcW w:type="dxa" w:w="2200"/>
+            <w:tcMar>
+              <w:top w:w="80" w:type="dxa"/>
+              <w:bottom w:w="80" w:type="dxa"/>
+              <w:start w:w="120" w:type="dxa"/>
+              <w:end w:w="120" w:type="dxa"/>
+            </w:tcMar>
+            <w:vAlign w:val="center"/>
+          </w:tcPr>
+          <w:p>
+            <w:pPr>
+              <w:spacing w:before="0" w:after="40" w:line="259" w:lineRule="auto"/>
+            </w:pPr>
+            <w:r>
+              <w:t>Destroy</w:t>
+            </w:r>
+          </w:p>
+        </w:tc>
+        <w:tc>
+          <w:tcPr>
+            <w:tcW w:type="dxa" w:w="1800"/>
+            <w:tcMar>
+              <w:top w:w="80" w:type="dxa"/>
+              <w:bottom w:w="80" w:type="dxa"/>
+              <w:start w:w="120" w:type="dxa"/>
+              <w:end w:w="120" w:type="dxa"/>
+            </w:tcMar>
+            <w:vAlign w:val="center"/>
+          </w:tcPr>
+          <w:p>
+            <w:pPr>
+              <w:spacing w:before="0" w:after="40" w:line="259" w:lineRule="auto"/>
+            </w:pPr>
+            <w:r>
+              <w:t>Destroy Tile</w:t>
+            </w:r>
+          </w:p>
+        </w:tc>
+        <w:tc>
+          <w:tcPr>
+            <w:tcW w:type="dxa" w:w="5360"/>
+            <w:tcMar>
+              <w:top w:w="80" w:type="dxa"/>
+              <w:bottom w:w="80" w:type="dxa"/>
+              <w:start w:w="120" w:type="dxa"/>
+              <w:end w:w="120" w:type="dxa"/>
+            </w:tcMar>
+            <w:vAlign w:val="center"/>
+          </w:tcPr>
+          <w:p>
+            <w:pPr>
+              <w:spacing w:before="0" w:after="40" w:line="259" w:lineRule="auto"/>
+            </w:pPr>
+            <w:r>
+              <w:t>Zniszcz jeden dowolny tile.</w:t>
+            </w:r>
+          </w:p>
+        </w:tc>
+      </w:tr>
+      <w:tr>
+        <w:tc>
+          <w:tcPr>
+            <w:tcW w:type="dxa" w:w="2200"/>
+            <w:tcMar>
+              <w:top w:w="80" w:type="dxa"/>
+              <w:bottom w:w="80" w:type="dxa"/>
+              <w:start w:w="120" w:type="dxa"/>
+              <w:end w:w="120" w:type="dxa"/>
+            </w:tcMar>
+            <w:vAlign w:val="center"/>
+          </w:tcPr>
+          <w:p>
+            <w:pPr>
+              <w:spacing w:before="0" w:after="40" w:line="259" w:lineRule="auto"/>
+            </w:pPr>
+            <w:r>
+              <w:t>Destroy</w:t>
+            </w:r>
+          </w:p>
+        </w:tc>
+        <w:tc>
+          <w:tcPr>
+            <w:tcW w:type="dxa" w:w="1800"/>
+            <w:tcMar>
+              <w:top w:w="80" w:type="dxa"/>
+              <w:bottom w:w="80" w:type="dxa"/>
+              <w:start w:w="120" w:type="dxa"/>
+              <w:end w:w="120" w:type="dxa"/>
+            </w:tcMar>
+            <w:vAlign w:val="center"/>
+          </w:tcPr>
+          <w:p>
+            <w:pPr>
+              <w:spacing w:before="0" w:after="40" w:line="259" w:lineRule="auto"/>
+            </w:pPr>
+            <w:r>
+              <w:t>Destroy Horizontal Pair</w:t>
+            </w:r>
+          </w:p>
+        </w:tc>
+        <w:tc>
+          <w:tcPr>
+            <w:tcW w:type="dxa" w:w="5360"/>
+            <w:tcMar>
+              <w:top w:w="80" w:type="dxa"/>
+              <w:bottom w:w="80" w:type="dxa"/>
+              <w:start w:w="120" w:type="dxa"/>
+              <w:end w:w="120" w:type="dxa"/>
+            </w:tcMar>
+            <w:vAlign w:val="center"/>
+          </w:tcPr>
+          <w:p>
+            <w:pPr>
+              <w:spacing w:before="0" w:after="40" w:line="259" w:lineRule="auto"/>
+            </w:pPr>
+            <w:r>
+              <w:t>Zniszcz dwa sąsiadujące tile’e w poziomie.</w:t>
+            </w:r>
+          </w:p>
+        </w:tc>
+      </w:tr>
+      <w:tr>
+        <w:tc>
+          <w:tcPr>
+            <w:tcW w:type="dxa" w:w="2200"/>
+            <w:tcMar>
+              <w:top w:w="80" w:type="dxa"/>
+              <w:bottom w:w="80" w:type="dxa"/>
+              <w:start w:w="120" w:type="dxa"/>
+              <w:end w:w="120" w:type="dxa"/>
+            </w:tcMar>
+            <w:vAlign w:val="center"/>
+          </w:tcPr>
+          <w:p>
+            <w:pPr>
+              <w:spacing w:before="0" w:after="40" w:line="259" w:lineRule="auto"/>
+            </w:pPr>
+            <w:r>
+              <w:t>Destroy</w:t>
+            </w:r>
+          </w:p>
+        </w:tc>
+        <w:tc>
+          <w:tcPr>
+            <w:tcW w:type="dxa" w:w="1800"/>
+            <w:tcMar>
+              <w:top w:w="80" w:type="dxa"/>
+              <w:bottom w:w="80" w:type="dxa"/>
+              <w:start w:w="120" w:type="dxa"/>
+              <w:end w:w="120" w:type="dxa"/>
+            </w:tcMar>
+            <w:vAlign w:val="center"/>
+          </w:tcPr>
+          <w:p>
+            <w:pPr>
+              <w:spacing w:before="0" w:after="40" w:line="259" w:lineRule="auto"/>
+            </w:pPr>
+            <w:r>
+              <w:t>Destroy Vertical Pair</w:t>
+            </w:r>
+          </w:p>
+        </w:tc>
+        <w:tc>
+          <w:tcPr>
+            <w:tcW w:type="dxa" w:w="5360"/>
+            <w:tcMar>
+              <w:top w:w="80" w:type="dxa"/>
+              <w:bottom w:w="80" w:type="dxa"/>
+              <w:start w:w="120" w:type="dxa"/>
+              <w:end w:w="120" w:type="dxa"/>
+            </w:tcMar>
+            <w:vAlign w:val="center"/>
+          </w:tcPr>
+          <w:p>
+            <w:pPr>
+              <w:spacing w:before="0" w:after="40" w:line="259" w:lineRule="auto"/>
+            </w:pPr>
+            <w:r>
+              <w:t>Zniszcz dwa sąsiadujące tile’e w pionie.</w:t>
+            </w:r>
+          </w:p>
+        </w:tc>
+      </w:tr>
+      <w:tr>
+        <w:tc>
+          <w:tcPr>
+            <w:tcW w:type="dxa" w:w="2200"/>
+            <w:vAlign w:val="center"/>
+          </w:tcPr>
+          <w:p>
+            <w:r>
+              <w:t>Destroy</w:t>
+            </w:r>
+          </w:p>
+        </w:tc>
+        <w:tc>
+          <w:tcPr>
+            <w:tcW w:type="dxa" w:w="1800"/>
+            <w:vAlign w:val="center"/>
+          </w:tcPr>
+          <w:p>
+            <w:r>
+              <w:t>Purge</w:t>
+            </w:r>
+          </w:p>
+        </w:tc>
+        <w:tc>
+          <w:tcPr>
+            <w:tcW w:type="dxa" w:w="5360"/>
+            <w:vAlign w:val="center"/>
+          </w:tcPr>
+          <w:p>
+            <w:r>
+              <w:t>Usuń blokadę, negatywny tile lub element umieszczony przez przeciwnika.</w:t>
+            </w:r>
+          </w:p>
+        </w:tc>
+      </w:tr>
+      <w:tr>
+        <w:tc>
+          <w:tcPr>
+            <w:tcW w:type="dxa" w:w="2200"/>
+            <w:vAlign w:val="center"/>
+          </w:tcPr>
+          <w:p>
+            <w:r>
+              <w:t>Specjalne</w:t>
+            </w:r>
+          </w:p>
+        </w:tc>
+        <w:tc>
+          <w:tcPr>
+            <w:tcW w:type="dxa" w:w="1800"/>
+            <w:vAlign w:val="center"/>
+          </w:tcPr>
+          <w:p>
+            <w:r>
+              <w:t>Cycle 2×2</w:t>
+            </w:r>
+          </w:p>
+        </w:tc>
+        <w:tc>
+          <w:tcPr>
+            <w:tcW w:type="dxa" w:w="5360"/>
+            <w:vAlign w:val="center"/>
+          </w:tcPr>
+          <w:p>
+            <w:r>
+              <w:t>Obróć cztery tile’e w wybranym obszarze 2×2.</w:t>
+            </w:r>
+          </w:p>
+        </w:tc>
+      </w:tr>
+      <w:tr>
+        <w:tc>
+          <w:tcPr>
+            <w:tcW w:type="dxa" w:w="2200"/>
+            <w:vAlign w:val="center"/>
+          </w:tcPr>
+          <w:p>
+            <w:r>
+              <w:t>Specjalne</w:t>
+            </w:r>
+          </w:p>
+        </w:tc>
+        <w:tc>
+          <w:tcPr>
+            <w:tcW w:type="dxa" w:w="1800"/>
+            <w:vAlign w:val="center"/>
+          </w:tcPr>
+          <w:p>
+            <w:r>
+              <w:t>Triangle Rotation</w:t>
+            </w:r>
+          </w:p>
+        </w:tc>
+        <w:tc>
+          <w:tcPr>
+            <w:tcW w:type="dxa" w:w="5360"/>
+            <w:vAlign w:val="center"/>
+          </w:tcPr>
+          <w:p>
+            <w:r>
+              <w:t>Obróć trzy wskazane, sąsiadujące tile’e.</w:t>
+            </w:r>
+          </w:p>
+        </w:tc>
+      </w:tr>
+      <w:tr>
+        <w:tc>
+          <w:tcPr>
+            <w:tcW w:type="dxa" w:w="2200"/>
+            <w:vAlign w:val="center"/>
+          </w:tcPr>
+          <w:p>
+            <w:r>
+              <w:t>Specjalne</w:t>
+            </w:r>
+          </w:p>
+        </w:tc>
+        <w:tc>
+          <w:tcPr>
+            <w:tcW w:type="dxa" w:w="1800"/>
+            <w:vAlign w:val="center"/>
+          </w:tcPr>
+          <w:p>
+            <w:r>
+              <w:t>Gravity Shift</w:t>
+            </w:r>
+          </w:p>
+        </w:tc>
+        <w:tc>
+          <w:tcPr>
+            <w:tcW w:type="dxa" w:w="5360"/>
+            <w:vAlign w:val="center"/>
+          </w:tcPr>
+          <w:p>
+            <w:r>
+              <w:t>Następne uzupełnienie planszy następuje z wybranego kierunku.</w:t>
+            </w:r>
+          </w:p>
+        </w:tc>
+      </w:tr>
+      <w:tr>
+        <w:tc>
+          <w:tcPr>
+            <w:tcW w:type="dxa" w:w="2200"/>
+            <w:vAlign w:val="center"/>
+          </w:tcPr>
+          <w:p>
+            <w:r>
+              <w:t>Specjalne</w:t>
+            </w:r>
+          </w:p>
+        </w:tc>
+        <w:tc>
+          <w:tcPr>
+            <w:tcW w:type="dxa" w:w="1800"/>
+            <w:vAlign w:val="center"/>
+          </w:tcPr>
+          <w:p>
+            <w:r>
+              <w:t>Chaotic Shuffle</w:t>
+            </w:r>
+          </w:p>
+        </w:tc>
+        <w:tc>
+          <w:tcPr>
+            <w:tcW w:type="dxa" w:w="5360"/>
+            <w:vAlign w:val="center"/>
+          </w:tcPr>
+          <w:p>
+            <w:r>
+              <w:t>Przetasuj planszę bez gwarancji korzystnego układu.</w:t>
+            </w:r>
+          </w:p>
+        </w:tc>
+      </w:tr>
+      <w:tr>
+        <w:tc>
+          <w:tcPr>
+            <w:tcW w:type="dxa" w:w="2200"/>
+            <w:vAlign w:val="center"/>
+          </w:tcPr>
+          <w:p>
+            <w:r>
+              <w:t>Specjalne</w:t>
+            </w:r>
+          </w:p>
+        </w:tc>
+        <w:tc>
+          <w:tcPr>
+            <w:tcW w:type="dxa" w:w="1800"/>
+            <w:vAlign w:val="center"/>
+          </w:tcPr>
+          <w:p>
+            <w:r>
+              <w:t>Rewind</w:t>
+            </w:r>
+          </w:p>
+        </w:tc>
+        <w:tc>
+          <w:tcPr>
+            <w:tcW w:type="dxa" w:w="5360"/>
+            <w:vAlign w:val="center"/>
+          </w:tcPr>
+          <w:p>
+            <w:r>
+              <w:t>Przywróć układ planszy sprzed poprzednio zagranej karty.</w:t>
+            </w:r>
+          </w:p>
+        </w:tc>
+      </w:tr>
+      <w:tr>
+        <w:tc>
+          <w:tcPr>
+            <w:tcW w:type="dxa" w:w="2200"/>
+            <w:vAlign w:val="center"/>
+          </w:tcPr>
+          <w:p>
+            <w:r>
+              <w:t>Specjalne</w:t>
+            </w:r>
+          </w:p>
+        </w:tc>
+        <w:tc>
+          <w:tcPr>
+            <w:tcW w:type="dxa" w:w="1800"/>
+            <w:vAlign w:val="center"/>
+          </w:tcPr>
+          <w:p>
+            <w:r>
+              <w:t>Forbidden Transmutation</w:t>
+            </w:r>
+          </w:p>
+        </w:tc>
+        <w:tc>
+          <w:tcPr>
+            <w:tcW w:type="dxa" w:w="5360"/>
+            <w:vAlign w:val="center"/>
+          </w:tcPr>
+          <w:p>
+            <w:r>
+              <w:t>Zmień trzy tile’e na jeden kolor kosztem HP lub wyczerpania karty do końca walki.</w:t>
+            </w:r>
+          </w:p>
+        </w:tc>
+      </w:tr>
+    </w:tbl>
+    <w:p>
+      <w:pPr>
+        <w:pStyle w:val="Heading2"/>
+        <w:keepNext/>
+        <w:pageBreakBefore/>
+      </w:pPr>
+      <w:r>
+        <w:t>6.2. Zestaw pierwszego prototypu</w:t>
+      </w:r>
+    </w:p>
+    <w:tbl>
+      <w:tblPr>
+        <w:tblW w:type="dxa" w:w="9360"/>
+        <w:jc w:val="left"/>
+        <w:tblLayout w:type="fixed"/>
+        <w:tblLook w:firstColumn="1" w:firstRow="1" w:lastColumn="0" w:lastRow="0" w:noHBand="0" w:noVBand="1" w:val="04A0"/>
+        <w:tblInd w:w="120" w:type="dxa"/>
+        <w:tblBorders>
+          <w:top w:val="single" w:sz="6" w:space="0" w:color="C7D0D9"/>
+          <w:left w:val="single" w:sz="6" w:space="0" w:color="C7D0D9"/>
+          <w:bottom w:val="single" w:sz="6" w:space="0" w:color="C7D0D9"/>
+          <w:right w:val="single" w:sz="6" w:space="0" w:color="C7D0D9"/>
+          <w:insideH w:val="single" w:sz="6" w:space="0" w:color="C7D0D9"/>
+          <w:insideV w:val="single" w:sz="6" w:space="0" w:color="C7D0D9"/>
+        </w:tblBorders>
+      </w:tblPr>
+      <w:tblGrid>
+        <w:gridCol w:w="1800"/>
+        <w:gridCol w:w="3760"/>
+        <w:gridCol w:w="3800"/>
+      </w:tblGrid>
+      <w:tr>
+        <w:trPr>
+          <w:tblHeader w:val="true"/>
+        </w:trPr>
+        <w:tc>
+          <w:tcPr>
+            <w:tcW w:type="dxa" w:w="1800"/>
+            <w:tcMar>
+              <w:top w:w="80" w:type="dxa"/>
+              <w:bottom w:w="80" w:type="dxa"/>
+              <w:start w:w="120" w:type="dxa"/>
+              <w:end w:w="120" w:type="dxa"/>
+            </w:tcMar>
+            <w:vAlign w:val="center"/>
+            <w:shd w:fill="E8EEF5" w:val="clear"/>
+          </w:tcPr>
+          <w:p>
+            <w:pPr>
+              <w:spacing w:before="0" w:after="0" w:line="240" w:lineRule="auto"/>
+            </w:pPr>
+            <w:r>
+              <w:t>Karta</w:t>
+            </w:r>
+          </w:p>
+        </w:tc>
+        <w:tc>
+          <w:tcPr>
+            <w:tcW w:type="dxa" w:w="3760"/>
+            <w:tcMar>
+              <w:top w:w="80" w:type="dxa"/>
+              <w:bottom w:w="80" w:type="dxa"/>
+              <w:start w:w="120" w:type="dxa"/>
+              <w:end w:w="120" w:type="dxa"/>
+            </w:tcMar>
+            <w:vAlign w:val="center"/>
+            <w:shd w:fill="E8EEF5" w:val="clear"/>
+          </w:tcPr>
+          <w:p>
+            <w:pPr>
+              <w:spacing w:before="0" w:after="0" w:line="240" w:lineRule="auto"/>
+            </w:pPr>
+            <w:r>
+              <w:t>Liczba</w:t>
+            </w:r>
+          </w:p>
+        </w:tc>
+        <w:tc>
+          <w:tcPr>
+            <w:tcW w:type="dxa" w:w="3800"/>
+            <w:tcMar>
+              <w:top w:w="80" w:type="dxa"/>
+              <w:bottom w:w="80" w:type="dxa"/>
+              <w:start w:w="120" w:type="dxa"/>
+              <w:end w:w="120" w:type="dxa"/>
+            </w:tcMar>
+            <w:vAlign w:val="center"/>
+            <w:shd w:fill="E8EEF5" w:val="clear"/>
+          </w:tcPr>
+          <w:p>
+            <w:pPr>
+              <w:spacing w:before="0" w:after="0" w:line="240" w:lineRule="auto"/>
+            </w:pPr>
+            <w:r>
+              <w:t>Rola w prototypie</w:t>
+            </w:r>
+          </w:p>
+        </w:tc>
+      </w:tr>
+      <w:tr>
+        <w:tc>
+          <w:tcPr>
+            <w:tcW w:type="dxa" w:w="1800"/>
+            <w:tcMar>
+              <w:top w:w="80" w:type="dxa"/>
+              <w:bottom w:w="80" w:type="dxa"/>
+              <w:start w:w="120" w:type="dxa"/>
+              <w:end w:w="120" w:type="dxa"/>
+            </w:tcMar>
+            <w:vAlign w:val="center"/>
+          </w:tcPr>
+          <w:p>
+            <w:pPr>
+              <w:spacing w:before="0" w:after="40" w:line="259" w:lineRule="auto"/>
+            </w:pPr>
+            <w:r>
+              <w:t>Horizontal Swap</w:t>
+            </w:r>
+          </w:p>
+        </w:tc>
+        <w:tc>
+          <w:tcPr>
+            <w:tcW w:type="dxa" w:w="3760"/>
+            <w:tcMar>
+              <w:top w:w="80" w:type="dxa"/>
+              <w:bottom w:w="80" w:type="dxa"/>
+              <w:start w:w="120" w:type="dxa"/>
+              <w:end w:w="120" w:type="dxa"/>
+            </w:tcMar>
+            <w:vAlign w:val="center"/>
+          </w:tcPr>
+          <w:p>
+            <w:pPr>
+              <w:spacing w:before="0" w:after="40" w:line="259" w:lineRule="auto"/>
+            </w:pPr>
+            <w:r>
+              <w:t>4</w:t>
+            </w:r>
+          </w:p>
+        </w:tc>
+        <w:tc>
+          <w:tcPr>
+            <w:tcW w:type="dxa" w:w="3800"/>
+            <w:tcMar>
+              <w:top w:w="80" w:type="dxa"/>
+              <w:bottom w:w="80" w:type="dxa"/>
+              <w:start w:w="120" w:type="dxa"/>
+              <w:end w:w="120" w:type="dxa"/>
+            </w:tcMar>
+            <w:vAlign w:val="center"/>
+          </w:tcPr>
+          <w:p>
+            <w:pPr>
+              <w:spacing w:before="0" w:after="40" w:line="259" w:lineRule="auto"/>
+            </w:pPr>
+            <w:r>
+              <w:t>Podstawowy, precyzyjny ruch w poziomie</w:t>
+            </w:r>
+          </w:p>
+        </w:tc>
+      </w:tr>
+      <w:tr>
+        <w:tc>
+          <w:tcPr>
+            <w:tcW w:type="dxa" w:w="1800"/>
+            <w:tcMar>
+              <w:top w:w="80" w:type="dxa"/>
+              <w:bottom w:w="80" w:type="dxa"/>
+              <w:start w:w="120" w:type="dxa"/>
+              <w:end w:w="120" w:type="dxa"/>
+            </w:tcMar>
+            <w:vAlign w:val="center"/>
+          </w:tcPr>
+          <w:p>
+            <w:pPr>
+              <w:spacing w:before="0" w:after="40" w:line="259" w:lineRule="auto"/>
+            </w:pPr>
+            <w:r>
+              <w:t>Vertical Swap</w:t>
+            </w:r>
+          </w:p>
+        </w:tc>
+        <w:tc>
+          <w:tcPr>
+            <w:tcW w:type="dxa" w:w="3760"/>
+            <w:tcMar>
+              <w:top w:w="80" w:type="dxa"/>
+              <w:bottom w:w="80" w:type="dxa"/>
+              <w:start w:w="120" w:type="dxa"/>
+              <w:end w:w="120" w:type="dxa"/>
+            </w:tcMar>
+            <w:vAlign w:val="center"/>
+          </w:tcPr>
+          <w:p>
+            <w:pPr>
+              <w:spacing w:before="0" w:after="40" w:line="259" w:lineRule="auto"/>
+            </w:pPr>
+            <w:r>
+              <w:t>4</w:t>
+            </w:r>
+          </w:p>
+        </w:tc>
+        <w:tc>
+          <w:tcPr>
+            <w:tcW w:type="dxa" w:w="3800"/>
+            <w:tcMar>
+              <w:top w:w="80" w:type="dxa"/>
+              <w:bottom w:w="80" w:type="dxa"/>
+              <w:start w:w="120" w:type="dxa"/>
+              <w:end w:w="120" w:type="dxa"/>
+            </w:tcMar>
+            <w:vAlign w:val="center"/>
+          </w:tcPr>
+          <w:p>
+            <w:pPr>
+              <w:spacing w:before="0" w:after="40" w:line="259" w:lineRule="auto"/>
+            </w:pPr>
+            <w:r>
+              <w:t>Podstawowy, precyzyjny ruch w pionie</w:t>
+            </w:r>
+          </w:p>
+        </w:tc>
+      </w:tr>
+      <w:tr>
+        <w:tc>
+          <w:tcPr>
+            <w:tcW w:type="dxa" w:w="1800"/>
+            <w:tcMar>
+              <w:top w:w="80" w:type="dxa"/>
+              <w:bottom w:w="80" w:type="dxa"/>
+              <w:start w:w="120" w:type="dxa"/>
+              <w:end w:w="120" w:type="dxa"/>
+            </w:tcMar>
+            <w:vAlign w:val="center"/>
+          </w:tcPr>
+          <w:p>
+            <w:pPr>
+              <w:spacing w:before="0" w:after="40" w:line="259" w:lineRule="auto"/>
+            </w:pPr>
+            <w:r>
+              <w:t>Free Swap</w:t>
+            </w:r>
+          </w:p>
+        </w:tc>
+        <w:tc>
+          <w:tcPr>
+            <w:tcW w:type="dxa" w:w="3760"/>
+            <w:tcMar>
+              <w:top w:w="80" w:type="dxa"/>
+              <w:bottom w:w="80" w:type="dxa"/>
+              <w:start w:w="120" w:type="dxa"/>
+              <w:end w:w="120" w:type="dxa"/>
+            </w:tcMar>
+            <w:vAlign w:val="center"/>
+          </w:tcPr>
+          <w:p>
+            <w:pPr>
+              <w:spacing w:before="0" w:after="40" w:line="259" w:lineRule="auto"/>
+            </w:pPr>
+            <w:r>
+              <w:t>2</w:t>
+            </w:r>
+          </w:p>
+        </w:tc>
+        <w:tc>
+          <w:tcPr>
+            <w:tcW w:type="dxa" w:w="3800"/>
+            <w:tcMar>
+              <w:top w:w="80" w:type="dxa"/>
+              <w:bottom w:w="80" w:type="dxa"/>
+              <w:start w:w="120" w:type="dxa"/>
+              <w:end w:w="120" w:type="dxa"/>
+            </w:tcMar>
+            <w:vAlign w:val="center"/>
+          </w:tcPr>
+          <w:p>
+            <w:pPr>
+              <w:spacing w:before="0" w:after="40" w:line="259" w:lineRule="auto"/>
+            </w:pPr>
+            <w:r>
+              <w:t>Elastyczny swap za większy koszt</w:t>
+            </w:r>
+          </w:p>
+        </w:tc>
+      </w:tr>
+      <w:tr>
+        <w:tc>
+          <w:tcPr>
+            <w:tcW w:type="dxa" w:w="1800"/>
+            <w:tcMar>
+              <w:top w:w="80" w:type="dxa"/>
+              <w:bottom w:w="80" w:type="dxa"/>
+              <w:start w:w="120" w:type="dxa"/>
+              <w:end w:w="120" w:type="dxa"/>
+            </w:tcMar>
+            <w:vAlign w:val="center"/>
+          </w:tcPr>
+          <w:p>
+            <w:pPr>
+              <w:spacing w:before="0" w:after="40" w:line="259" w:lineRule="auto"/>
+            </w:pPr>
+            <w:r>
+              <w:t>Change to Red / Green / Blue / Yellow / Black</w:t>
+            </w:r>
+          </w:p>
+        </w:tc>
+        <w:tc>
+          <w:tcPr>
+            <w:tcW w:type="dxa" w:w="3760"/>
+            <w:tcMar>
+              <w:top w:w="80" w:type="dxa"/>
+              <w:bottom w:w="80" w:type="dxa"/>
+              <w:start w:w="120" w:type="dxa"/>
+              <w:end w:w="120" w:type="dxa"/>
+            </w:tcMar>
+            <w:vAlign w:val="center"/>
+          </w:tcPr>
+          <w:p>
+            <w:pPr>
+              <w:spacing w:before="0" w:after="40" w:line="259" w:lineRule="auto"/>
+            </w:pPr>
+            <w:r>
+              <w:t>5 × 1</w:t>
+            </w:r>
+          </w:p>
+        </w:tc>
+        <w:tc>
+          <w:tcPr>
+            <w:tcW w:type="dxa" w:w="3800"/>
+            <w:tcMar>
+              <w:top w:w="80" w:type="dxa"/>
+              <w:bottom w:w="80" w:type="dxa"/>
+              <w:start w:w="120" w:type="dxa"/>
+              <w:end w:w="120" w:type="dxa"/>
+            </w:tcMar>
+            <w:vAlign w:val="center"/>
+          </w:tcPr>
+          <w:p>
+            <w:pPr>
+              <w:spacing w:before="0" w:after="40" w:line="259" w:lineRule="auto"/>
+            </w:pPr>
+            <w:r>
+              <w:t>Budowanie matchy konkretnego koloru</w:t>
+            </w:r>
+          </w:p>
+        </w:tc>
+      </w:tr>
+      <w:tr>
+        <w:tc>
+          <w:tcPr>
+            <w:tcW w:type="dxa" w:w="1800"/>
+            <w:vAlign w:val="center"/>
+          </w:tcPr>
+          <w:p>
+            <w:r>
+              <w:t>Destroy Tile</w:t>
+            </w:r>
+          </w:p>
+        </w:tc>
+        <w:tc>
+          <w:tcPr>
+            <w:tcW w:type="dxa" w:w="3760"/>
+            <w:vAlign w:val="center"/>
+          </w:tcPr>
+          <w:p>
+            <w:r>
+              <w:t>3</w:t>
+            </w:r>
+          </w:p>
+        </w:tc>
+        <w:tc>
+          <w:tcPr>
+            <w:tcW w:type="dxa" w:w="3800"/>
+            <w:vAlign w:val="center"/>
+          </w:tcPr>
+          <w:p>
+            <w:r>
+              <w:t>Kontrolowanie układu i uruchamianie kaskad</w:t>
+            </w:r>
+          </w:p>
+        </w:tc>
+      </w:tr>
+      <w:tr>
+        <w:tc>
+          <w:tcPr>
+            <w:tcW w:type="dxa" w:w="1800"/>
+            <w:vAlign w:val="center"/>
+          </w:tcPr>
+          <w:p>
+            <w:r>
+              <w:t>Diagonal Swap</w:t>
+            </w:r>
+          </w:p>
+        </w:tc>
+        <w:tc>
+          <w:tcPr>
+            <w:tcW w:type="dxa" w:w="3760"/>
+            <w:vAlign w:val="center"/>
+          </w:tcPr>
+          <w:p>
+            <w:r>
+              <w:t>1</w:t>
+            </w:r>
+          </w:p>
+        </w:tc>
+        <w:tc>
+          <w:tcPr>
+            <w:tcW w:type="dxa" w:w="3800"/>
+            <w:vAlign w:val="center"/>
+          </w:tcPr>
+          <w:p>
+            <w:r>
+              <w:t>Test bardziej zaawansowanej geometrii</w:t>
+            </w:r>
+          </w:p>
+        </w:tc>
+      </w:tr>
+      <w:tr>
+        <w:tc>
+          <w:tcPr>
+            <w:tcW w:type="dxa" w:w="1800"/>
+            <w:vAlign w:val="center"/>
+          </w:tcPr>
+          <w:p>
+            <w:r>
+              <w:t>Cycle 2×2</w:t>
+            </w:r>
+          </w:p>
+        </w:tc>
+        <w:tc>
+          <w:tcPr>
+            <w:tcW w:type="dxa" w:w="3760"/>
+            <w:vAlign w:val="center"/>
+          </w:tcPr>
+          <w:p>
+            <w:r>
+              <w:t>1</w:t>
+            </w:r>
+          </w:p>
+        </w:tc>
+        <w:tc>
+          <w:tcPr>
+            <w:tcW w:type="dxa" w:w="3800"/>
+            <w:vAlign w:val="center"/>
+          </w:tcPr>
+          <w:p>
+            <w:r>
+              <w:t>Test specjalnej manipulacji obszarem</w:t>
+            </w:r>
+          </w:p>
+        </w:tc>
+      </w:tr>
+      <w:tr>
+        <w:tc>
+          <w:tcPr>
+            <w:tcW w:type="dxa" w:w="1800"/>
+            <w:vAlign w:val="center"/>
+          </w:tcPr>
+          <w:p>
+            <w:r>
+              <w:t>Łącznie</w:t>
+            </w:r>
+          </w:p>
+        </w:tc>
+        <w:tc>
+          <w:tcPr>
+            <w:tcW w:type="dxa" w:w="3760"/>
+            <w:vAlign w:val="center"/>
+          </w:tcPr>
+          <w:p>
+            <w:r>
+              <w:t>20</w:t>
+            </w:r>
+          </w:p>
+        </w:tc>
+        <w:tc>
+          <w:tcPr>
+            <w:tcW w:type="dxa" w:w="3800"/>
+            <w:vAlign w:val="center"/>
+          </w:tcPr>
+          <w:p>
+            <w:r>
+              <w:t>10 projektów kart, licząc pięć kolorów osobno</w:t>
+            </w:r>
+          </w:p>
+        </w:tc>
+      </w:tr>
+    </w:tbl>
+    <w:p>
+      <w:pPr>
+        <w:pStyle w:val="Heading2"/>
+        <w:keepNext/>
+        <w:pageBreakBefore w:val="0"/>
+      </w:pPr>
+      <w:r>
+        <w:t>6.3. Model run na karcie</w:t>
       </w:r>
     </w:p>
     <w:p>
@@ -3861,12 +5164,7 @@
               <w:spacing w:before="0" w:after="40" w:line="259" w:lineRule="auto"/>
             </w:pPr>
             <w:r>
-              <w:rPr>
-                <w:rFonts w:ascii="Calibri" w:hAnsi="Calibri" w:eastAsia="Calibri"/>
-                <w:color w:val="24313C"/>
-                <w:sz w:val="19"/>
-              </w:rPr>
-              <w:t>Swap po skosie, kotwica w przesuwanym rzędzie</w:t>
+              <w:t>Swap po skosie albo swap o zwiększonym zasięgu</w:t>
             </w:r>
           </w:p>
         </w:tc>
@@ -3991,21 +5289,7 @@
               <w:spacing w:before="40" w:after="40" w:line="276" w:lineRule="auto"/>
             </w:pPr>
             <w:r>
-              <w:rPr>
-                <w:rFonts w:ascii="Calibri" w:hAnsi="Calibri" w:eastAsia="Calibri"/>
-                <w:b/>
-                <w:color w:val="1F4D78"/>
-                <w:sz w:val="21"/>
-              </w:rPr>
-              <w:t xml:space="preserve">Przykładowa karta: </w:t>
-            </w:r>
-            <w:r>
-              <w:rPr>
-                <w:rFonts w:ascii="Calibri" w:hAnsi="Calibri" w:eastAsia="Calibri"/>
-                <w:color w:val="24313C"/>
-                <w:sz w:val="21"/>
-              </w:rPr>
-              <w:t>Move Row + Runa Kotwicy + Runa Kombinacji: jeden tile pozostaje na miejscu, a utworzenie co najmniej dwóch matchy dobiera kartę.</w:t>
+              <w:t>Przykładowa karta: Horizontal Swap + Runa Przekątnej + Runa Kombinacji: karta pozwala wykonać swap po skosie, a utworzenie co najmniej dwóch matchy dobiera kartę.</w:t>
             </w:r>
           </w:p>
         </w:tc>
@@ -6699,314 +7983,6 @@
                 <w:sz w:val="18"/>
               </w:rPr>
               <w:t>Zmieniany tile zachowuje craftowany efekt</w:t>
-            </w:r>
-          </w:p>
-        </w:tc>
-      </w:tr>
-      <w:tr>
-        <w:tc>
-          <w:tcPr>
-            <w:tcW w:type="dxa" w:w="2200"/>
-            <w:tcMar>
-              <w:top w:w="80" w:type="dxa"/>
-              <w:bottom w:w="80" w:type="dxa"/>
-              <w:start w:w="120" w:type="dxa"/>
-              <w:end w:w="120" w:type="dxa"/>
-            </w:tcMar>
-            <w:vAlign w:val="center"/>
-          </w:tcPr>
-          <w:p>
-            <w:pPr>
-              <w:spacing w:before="0" w:after="40" w:line="259" w:lineRule="auto"/>
-            </w:pPr>
-            <w:r>
-              <w:rPr>
-                <w:rFonts w:ascii="Calibri" w:hAnsi="Calibri" w:eastAsia="Calibri"/>
-                <w:color w:val="24313C"/>
-                <w:sz w:val="18"/>
-              </w:rPr>
-              <w:t>Bezwładności</w:t>
-            </w:r>
-          </w:p>
-        </w:tc>
-        <w:tc>
-          <w:tcPr>
-            <w:tcW w:type="dxa" w:w="1800"/>
-            <w:tcMar>
-              <w:top w:w="80" w:type="dxa"/>
-              <w:bottom w:w="80" w:type="dxa"/>
-              <w:start w:w="120" w:type="dxa"/>
-              <w:end w:w="120" w:type="dxa"/>
-            </w:tcMar>
-            <w:vAlign w:val="center"/>
-          </w:tcPr>
-          <w:p>
-            <w:pPr>
-              <w:spacing w:before="0" w:after="40" w:line="259" w:lineRule="auto"/>
-            </w:pPr>
-            <w:r>
-              <w:rPr>
-                <w:rFonts w:ascii="Calibri" w:hAnsi="Calibri" w:eastAsia="Calibri"/>
-                <w:color w:val="24313C"/>
-                <w:sz w:val="18"/>
-              </w:rPr>
-              <w:t>Move Row</w:t>
-            </w:r>
-          </w:p>
-        </w:tc>
-        <w:tc>
-          <w:tcPr>
-            <w:tcW w:type="dxa" w:w="5360"/>
-            <w:tcMar>
-              <w:top w:w="80" w:type="dxa"/>
-              <w:bottom w:w="80" w:type="dxa"/>
-              <w:start w:w="120" w:type="dxa"/>
-              <w:end w:w="120" w:type="dxa"/>
-            </w:tcMar>
-            <w:vAlign w:val="center"/>
-          </w:tcPr>
-          <w:p>
-            <w:pPr>
-              <w:spacing w:before="0" w:after="40" w:line="259" w:lineRule="auto"/>
-            </w:pPr>
-            <w:r>
-              <w:rPr>
-                <w:rFonts w:ascii="Calibri" w:hAnsi="Calibri" w:eastAsia="Calibri"/>
-                <w:color w:val="24313C"/>
-                <w:sz w:val="18"/>
-              </w:rPr>
-              <w:t>Przesuwa rząd o dodatkowe pole</w:t>
-            </w:r>
-          </w:p>
-        </w:tc>
-      </w:tr>
-      <w:tr>
-        <w:tc>
-          <w:tcPr>
-            <w:tcW w:type="dxa" w:w="2200"/>
-            <w:tcMar>
-              <w:top w:w="80" w:type="dxa"/>
-              <w:bottom w:w="80" w:type="dxa"/>
-              <w:start w:w="120" w:type="dxa"/>
-              <w:end w:w="120" w:type="dxa"/>
-            </w:tcMar>
-            <w:vAlign w:val="center"/>
-          </w:tcPr>
-          <w:p>
-            <w:pPr>
-              <w:spacing w:before="0" w:after="40" w:line="259" w:lineRule="auto"/>
-            </w:pPr>
-            <w:r>
-              <w:rPr>
-                <w:rFonts w:ascii="Calibri" w:hAnsi="Calibri" w:eastAsia="Calibri"/>
-                <w:color w:val="24313C"/>
-                <w:sz w:val="18"/>
-              </w:rPr>
-              <w:t>Tarcia</w:t>
-            </w:r>
-          </w:p>
-        </w:tc>
-        <w:tc>
-          <w:tcPr>
-            <w:tcW w:type="dxa" w:w="1800"/>
-            <w:tcMar>
-              <w:top w:w="80" w:type="dxa"/>
-              <w:bottom w:w="80" w:type="dxa"/>
-              <w:start w:w="120" w:type="dxa"/>
-              <w:end w:w="120" w:type="dxa"/>
-            </w:tcMar>
-            <w:vAlign w:val="center"/>
-          </w:tcPr>
-          <w:p>
-            <w:pPr>
-              <w:spacing w:before="0" w:after="40" w:line="259" w:lineRule="auto"/>
-            </w:pPr>
-            <w:r>
-              <w:rPr>
-                <w:rFonts w:ascii="Calibri" w:hAnsi="Calibri" w:eastAsia="Calibri"/>
-                <w:color w:val="24313C"/>
-                <w:sz w:val="18"/>
-              </w:rPr>
-              <w:t>Move Row</w:t>
-            </w:r>
-          </w:p>
-        </w:tc>
-        <w:tc>
-          <w:tcPr>
-            <w:tcW w:type="dxa" w:w="5360"/>
-            <w:tcMar>
-              <w:top w:w="80" w:type="dxa"/>
-              <w:bottom w:w="80" w:type="dxa"/>
-              <w:start w:w="120" w:type="dxa"/>
-              <w:end w:w="120" w:type="dxa"/>
-            </w:tcMar>
-            <w:vAlign w:val="center"/>
-          </w:tcPr>
-          <w:p>
-            <w:pPr>
-              <w:spacing w:before="0" w:after="40" w:line="259" w:lineRule="auto"/>
-            </w:pPr>
-            <w:r>
-              <w:rPr>
-                <w:rFonts w:ascii="Calibri" w:hAnsi="Calibri" w:eastAsia="Calibri"/>
-                <w:color w:val="24313C"/>
-                <w:sz w:val="18"/>
-              </w:rPr>
-              <w:t>Tile’e z matcha po przesunięciu zadają małe obrażenia</w:t>
-            </w:r>
-          </w:p>
-        </w:tc>
-      </w:tr>
-      <w:tr>
-        <w:tc>
-          <w:tcPr>
-            <w:tcW w:type="dxa" w:w="2200"/>
-            <w:tcMar>
-              <w:top w:w="80" w:type="dxa"/>
-              <w:bottom w:w="80" w:type="dxa"/>
-              <w:start w:w="120" w:type="dxa"/>
-              <w:end w:w="120" w:type="dxa"/>
-            </w:tcMar>
-            <w:vAlign w:val="center"/>
-          </w:tcPr>
-          <w:p>
-            <w:pPr>
-              <w:spacing w:before="0" w:after="40" w:line="259" w:lineRule="auto"/>
-            </w:pPr>
-            <w:r>
-              <w:rPr>
-                <w:rFonts w:ascii="Calibri" w:hAnsi="Calibri" w:eastAsia="Calibri"/>
-                <w:color w:val="24313C"/>
-                <w:sz w:val="18"/>
-              </w:rPr>
-              <w:t>Kotwicy</w:t>
-            </w:r>
-          </w:p>
-        </w:tc>
-        <w:tc>
-          <w:tcPr>
-            <w:tcW w:type="dxa" w:w="1800"/>
-            <w:tcMar>
-              <w:top w:w="80" w:type="dxa"/>
-              <w:bottom w:w="80" w:type="dxa"/>
-              <w:start w:w="120" w:type="dxa"/>
-              <w:end w:w="120" w:type="dxa"/>
-            </w:tcMar>
-            <w:vAlign w:val="center"/>
-          </w:tcPr>
-          <w:p>
-            <w:pPr>
-              <w:spacing w:before="0" w:after="40" w:line="259" w:lineRule="auto"/>
-            </w:pPr>
-            <w:r>
-              <w:rPr>
-                <w:rFonts w:ascii="Calibri" w:hAnsi="Calibri" w:eastAsia="Calibri"/>
-                <w:color w:val="24313C"/>
-                <w:sz w:val="18"/>
-              </w:rPr>
-              <w:t>Move Row</w:t>
-            </w:r>
-          </w:p>
-        </w:tc>
-        <w:tc>
-          <w:tcPr>
-            <w:tcW w:type="dxa" w:w="5360"/>
-            <w:tcMar>
-              <w:top w:w="80" w:type="dxa"/>
-              <w:bottom w:w="80" w:type="dxa"/>
-              <w:start w:w="120" w:type="dxa"/>
-              <w:end w:w="120" w:type="dxa"/>
-            </w:tcMar>
-            <w:vAlign w:val="center"/>
-          </w:tcPr>
-          <w:p>
-            <w:pPr>
-              <w:spacing w:before="0" w:after="40" w:line="259" w:lineRule="auto"/>
-            </w:pPr>
-            <w:r>
-              <w:rPr>
-                <w:rFonts w:ascii="Calibri" w:hAnsi="Calibri" w:eastAsia="Calibri"/>
-                <w:color w:val="24313C"/>
-                <w:sz w:val="18"/>
-              </w:rPr>
-              <w:t>Wybrany tile nie przesuwa się razem z rzędem</w:t>
-            </w:r>
-          </w:p>
-        </w:tc>
-      </w:tr>
-      <w:tr>
-        <w:tc>
-          <w:tcPr>
-            <w:tcW w:type="dxa" w:w="2200"/>
-            <w:tcMar>
-              <w:top w:w="80" w:type="dxa"/>
-              <w:bottom w:w="80" w:type="dxa"/>
-              <w:start w:w="120" w:type="dxa"/>
-              <w:end w:w="120" w:type="dxa"/>
-            </w:tcMar>
-            <w:vAlign w:val="center"/>
-          </w:tcPr>
-          <w:p>
-            <w:pPr>
-              <w:spacing w:before="0" w:after="40" w:line="259" w:lineRule="auto"/>
-            </w:pPr>
-            <w:r>
-              <w:rPr>
-                <w:rFonts w:ascii="Calibri" w:hAnsi="Calibri" w:eastAsia="Calibri"/>
-                <w:color w:val="24313C"/>
-                <w:sz w:val="18"/>
-              </w:rPr>
-              <w:t>Odwrócenia</w:t>
-            </w:r>
-          </w:p>
-        </w:tc>
-        <w:tc>
-          <w:tcPr>
-            <w:tcW w:type="dxa" w:w="1800"/>
-            <w:tcMar>
-              <w:top w:w="80" w:type="dxa"/>
-              <w:bottom w:w="80" w:type="dxa"/>
-              <w:start w:w="120" w:type="dxa"/>
-              <w:end w:w="120" w:type="dxa"/>
-            </w:tcMar>
-            <w:vAlign w:val="center"/>
-          </w:tcPr>
-          <w:p>
-            <w:pPr>
-              <w:spacing w:before="0" w:after="40" w:line="259" w:lineRule="auto"/>
-            </w:pPr>
-            <w:r>
-              <w:rPr>
-                <w:rFonts w:ascii="Calibri" w:hAnsi="Calibri" w:eastAsia="Calibri"/>
-                <w:color w:val="24313C"/>
-                <w:sz w:val="18"/>
-              </w:rPr>
-              <w:t>Move Row</w:t>
-            </w:r>
-          </w:p>
-        </w:tc>
-        <w:tc>
-          <w:tcPr>
-            <w:tcW w:type="dxa" w:w="5360"/>
-            <w:tcMar>
-              <w:top w:w="80" w:type="dxa"/>
-              <w:bottom w:w="80" w:type="dxa"/>
-              <w:start w:w="120" w:type="dxa"/>
-              <w:end w:w="120" w:type="dxa"/>
-            </w:tcMar>
-            <w:vAlign w:val="center"/>
-          </w:tcPr>
-          <w:p>
-            <w:pPr>
-              <w:spacing w:before="0" w:after="40" w:line="259" w:lineRule="auto"/>
-            </w:pPr>
-            <w:r>
-              <w:rPr>
-                <w:rFonts w:ascii="Calibri" w:hAnsi="Calibri" w:eastAsia="Calibri"/>
-                <w:color w:val="24313C"/>
-                <w:sz w:val="18"/>
-              </w:rPr>
-              <w:t>Pozwala odwrócić kierunek ruchu bez osobnej karty</w:t>
             </w:r>
           </w:p>
         </w:tc>
@@ -10482,12 +11458,7 @@
               <w:spacing w:before="0" w:after="40" w:line="259" w:lineRule="auto"/>
             </w:pPr>
             <w:r>
-              <w:rPr>
-                <w:rFonts w:ascii="Calibri" w:hAnsi="Calibri" w:eastAsia="Calibri"/>
-                <w:color w:val="24313C"/>
-                <w:sz w:val="19"/>
-              </w:rPr>
-              <w:t>20–25 kart z rodzin Swap, Change Color, Destroy i Move Row</w:t>
+              <w:t>20 kart: Horizontal/Vertical/Free Swap, pięć Change Color, Destroy Tile, Diagonal Swap i Cycle 2×2</w:t>
             </w:r>
           </w:p>
         </w:tc>
